--- a/FrontPage/Video Editor  CV.docx
+++ b/FrontPage/Video Editor  CV.docx
@@ -17,7 +17,7 @@
           <w:sz w:val="60"/>
           <w:szCs w:val="60"/>
         </w:rPr>
-        <w:t>LUKA GENGASHVILI</w:t>
+        <w:t xml:space="preserve">LUKA GENGASHVILI</w:t>
       </w:r>
     </w:p>
     <w:p>
@@ -36,7 +36,7 @@
           <w:sz w:val="20"/>
           <w:szCs w:val="20"/>
         </w:rPr>
-        <w:t>VIDEO EDITOR</w:t>
+        <w:t xml:space="preserve">VIDEO EDITOR</w:t>
       </w:r>
     </w:p>
     <w:p>
@@ -66,20 +66,8 @@
           <w:sz w:val="20"/>
           <w:szCs w:val="20"/>
         </w:rPr>
-        <w:t>Tbilisi | gengashvili05@gmail.com | 558 72 20 27 | Portfolio:</w:t>
-      </w:r>
-      <w:hyperlink r:id="rId5">
-        <w:r>
-          <w:rPr>
-            <w:rFonts w:ascii="Roboto" w:eastAsia="Roboto" w:hAnsi="Roboto" w:cs="Roboto"/>
-            <w:color w:val="1155CC"/>
-            <w:sz w:val="20"/>
-            <w:szCs w:val="20"/>
-            <w:u w:val="single"/>
-          </w:rPr>
-          <w:t xml:space="preserve"> </w:t>
-        </w:r>
-      </w:hyperlink>
+        <w:t xml:space="preserve">Tbilisi, Georgia | gengashvili05@gmail.com | 558 72 20 27 | Portfolio: </w:t>
+      </w:r>
       <w:hyperlink r:id="rId6">
         <w:r>
           <w:rPr>
@@ -89,7 +77,7 @@
             <w:szCs w:val="20"/>
             <w:u w:val="single"/>
           </w:rPr>
-          <w:t>https://gengashvili-luka.space</w:t>
+          <w:t>gengashvili-luka.space</w:t>
         </w:r>
       </w:hyperlink>
     </w:p>
@@ -134,7 +122,7 @@
           <w:sz w:val="20"/>
           <w:szCs w:val="20"/>
         </w:rPr>
-        <w:t>PROFESSIONAL SUMMARY</w:t>
+        <w:t xml:space="preserve">PROFESSIONAL SUMMARY</w:t>
       </w:r>
     </w:p>
     <w:p>
@@ -165,7 +153,7 @@
           <w:sz w:val="21"/>
           <w:szCs w:val="21"/>
         </w:rPr>
-        <w:t>Video Editor and Visual Director with 7+ years of experience in video editing, post-production, motion design, and video storytelling. Experienced in creating cinematic content, trailers, and marketing videos, including AI-generated video content. Strong skills in VFX, audio design, color correction, and digital video production.</w:t>
+        <w:t xml:space="preserve">Video Editor and Visual Director with 3+ years of experience in video editing, post-production, motion design, and AI-generated content. I produce cinematic trailers, commercials, and social-first storytelling — from concept through editing, color grading, sound design, and VFX. Currently delivering generative AI image, video, and motion work for international clients.</w:t>
       </w:r>
     </w:p>
     <w:p>
@@ -176,6 +164,777 @@
           <w:color w:val="0E0E0E"/>
           <w:sz w:val="21"/>
           <w:szCs w:val="21"/>
+        </w:rPr>
+      </w:pPr>
+    </w:p>
+    <w:p>
+      <w:pPr>
+        <w:pBdr>
+          <w:top w:val="nil"/>
+          <w:left w:val="nil"/>
+          <w:bottom w:val="single" w:sz="8" w:space="0" w:color="000000"/>
+          <w:right w:val="nil"/>
+        </w:pBdr>
+        <w:spacing w:line="360" w:lineRule="auto"/>
+        <w:rPr>
+          <w:rFonts w:ascii="Roboto SemiBold" w:eastAsia="Roboto SemiBold" w:hAnsi="Roboto SemiBold" w:cs="Roboto SemiBold"/>
+          <w:sz w:val="20"/>
+          <w:szCs w:val="20"/>
+        </w:rPr>
+      </w:pPr>
+      <w:r>
+        <w:rPr>
+          <w:rFonts w:ascii="Roboto SemiBold" w:eastAsia="Roboto SemiBold" w:hAnsi="Roboto SemiBold" w:cs="Roboto SemiBold"/>
+          <w:sz w:val="20"/>
+          <w:szCs w:val="20"/>
+        </w:rPr>
+        <w:t xml:space="preserve">PROFESSIONAL EXPERIENCE</w:t>
+      </w:r>
+    </w:p>
+    <w:p>
+      <w:pPr>
+        <w:tabs>
+          <w:tab w:val="right" w:pos="2692"/>
+        </w:tabs>
+        <w:spacing w:before="240" w:after="240"/>
+        <w:rPr>
+          <w:rFonts w:ascii="Roboto" w:eastAsia="Roboto" w:hAnsi="Roboto" w:cs="Roboto"/>
+          <w:sz w:val="20"/>
+          <w:szCs w:val="20"/>
+        </w:rPr>
+      </w:pPr>
+      <w:r>
+        <w:rPr>
+          <w:rFonts w:ascii="Roboto" w:eastAsia="Roboto" w:hAnsi="Roboto" w:cs="Roboto"/>
+          <w:b/>
+          <w:bCs/>
+          <w:sz w:val="20"/>
+          <w:szCs w:val="20"/>
+        </w:rPr>
+        <w:t xml:space="preserve">AI Image &amp; Motion Editor</w:t>
+      </w:r>
+      <w:r>
+        <w:rPr>
+          <w:rFonts w:ascii="Roboto" w:eastAsia="Roboto" w:hAnsi="Roboto" w:cs="Roboto"/>
+          <w:sz w:val="20"/>
+          <w:szCs w:val="20"/>
+        </w:rPr>
+        <w:t xml:space="preserve"> — Upwork | United States (Remote) | Jul 2026 – Present</w:t>
+      </w:r>
+    </w:p>
+    <w:p>
+      <w:pPr>
+        <w:numPr>
+          <w:ilvl w:val="0"/>
+          <w:numId w:val="2"/>
+        </w:numPr>
+        <w:tabs>
+          <w:tab w:val="right" w:pos="2692"/>
+        </w:tabs>
+        <w:spacing w:before="240"/>
+        <w:rPr>
+          <w:rFonts w:ascii="Roboto" w:eastAsia="Roboto" w:hAnsi="Roboto" w:cs="Roboto"/>
+          <w:sz w:val="20"/>
+          <w:szCs w:val="20"/>
+        </w:rPr>
+      </w:pPr>
+      <w:r>
+        <w:rPr>
+          <w:rFonts w:ascii="Roboto" w:eastAsia="Roboto" w:hAnsi="Roboto" w:cs="Roboto"/>
+          <w:sz w:val="20"/>
+          <w:szCs w:val="20"/>
+        </w:rPr>
+        <w:t xml:space="preserve">Produce AI image and motion content with Higgsfield AI on a long-term hourly contract</w:t>
+      </w:r>
+    </w:p>
+    <w:p>
+      <w:pPr>
+        <w:numPr>
+          <w:ilvl w:val="0"/>
+          <w:numId w:val="2"/>
+        </w:numPr>
+        <w:tabs>
+          <w:tab w:val="right" w:pos="2692"/>
+        </w:tabs>
+        <w:rPr>
+          <w:rFonts w:ascii="Roboto" w:eastAsia="Roboto" w:hAnsi="Roboto" w:cs="Roboto"/>
+          <w:sz w:val="20"/>
+          <w:szCs w:val="20"/>
+        </w:rPr>
+      </w:pPr>
+      <w:r>
+        <w:rPr>
+          <w:rFonts w:ascii="Roboto" w:eastAsia="Roboto" w:hAnsi="Roboto" w:cs="Roboto"/>
+          <w:sz w:val="20"/>
+          <w:szCs w:val="20"/>
+        </w:rPr>
+        <w:t xml:space="preserve">Generate and art-direct stills, then animate them into finished motion clips</w:t>
+      </w:r>
+    </w:p>
+    <w:p>
+      <w:pPr>
+        <w:numPr>
+          <w:ilvl w:val="0"/>
+          <w:numId w:val="2"/>
+        </w:numPr>
+        <w:tabs>
+          <w:tab w:val="right" w:pos="2692"/>
+        </w:tabs>
+        <w:spacing w:after="240"/>
+        <w:rPr>
+          <w:rFonts w:ascii="Roboto" w:eastAsia="Roboto" w:hAnsi="Roboto" w:cs="Roboto"/>
+          <w:sz w:val="20"/>
+          <w:szCs w:val="20"/>
+        </w:rPr>
+      </w:pPr>
+      <w:r>
+        <w:rPr>
+          <w:rFonts w:ascii="Roboto" w:eastAsia="Roboto" w:hAnsi="Roboto" w:cs="Roboto"/>
+          <w:sz w:val="20"/>
+          <w:szCs w:val="20"/>
+        </w:rPr>
+        <w:t xml:space="preserve">Deliver ready-to-use assets matched to the client’s brief and creative direction</w:t>
+      </w:r>
+    </w:p>
+    <w:p>
+      <w:pPr>
+        <w:tabs>
+          <w:tab w:val="right" w:pos="2692"/>
+        </w:tabs>
+        <w:spacing w:after="240"/>
+        <w:ind w:left="720"/>
+        <w:rPr>
+          <w:rFonts w:ascii="Roboto" w:eastAsia="Roboto" w:hAnsi="Roboto" w:cs="Roboto"/>
+          <w:sz w:val="20"/>
+          <w:szCs w:val="20"/>
+        </w:rPr>
+      </w:pPr>
+    </w:p>
+    <w:p>
+      <w:pPr>
+        <w:tabs>
+          <w:tab w:val="right" w:pos="2692"/>
+        </w:tabs>
+        <w:spacing w:before="240" w:after="240"/>
+        <w:rPr>
+          <w:rFonts w:ascii="Roboto" w:eastAsia="Roboto" w:hAnsi="Roboto" w:cs="Roboto"/>
+          <w:sz w:val="20"/>
+          <w:szCs w:val="20"/>
+        </w:rPr>
+      </w:pPr>
+      <w:r>
+        <w:rPr>
+          <w:rFonts w:ascii="Roboto" w:eastAsia="Roboto" w:hAnsi="Roboto" w:cs="Roboto"/>
+          <w:b/>
+          <w:bCs/>
+          <w:sz w:val="20"/>
+          <w:szCs w:val="20"/>
+        </w:rPr>
+        <w:t xml:space="preserve">Stickman Animation Editor</w:t>
+      </w:r>
+      <w:r>
+        <w:rPr>
+          <w:rFonts w:ascii="Roboto" w:eastAsia="Roboto" w:hAnsi="Roboto" w:cs="Roboto"/>
+          <w:sz w:val="20"/>
+          <w:szCs w:val="20"/>
+        </w:rPr>
+        <w:t xml:space="preserve"> — YouTube Channel | Tbilisi, Georgia (Remote) | Jun 2026 – Present</w:t>
+      </w:r>
+    </w:p>
+    <w:p>
+      <w:pPr>
+        <w:numPr>
+          <w:ilvl w:val="0"/>
+          <w:numId w:val="2"/>
+        </w:numPr>
+        <w:tabs>
+          <w:tab w:val="right" w:pos="2692"/>
+        </w:tabs>
+        <w:spacing w:before="240"/>
+        <w:rPr>
+          <w:rFonts w:ascii="Roboto" w:eastAsia="Roboto" w:hAnsi="Roboto" w:cs="Roboto"/>
+          <w:sz w:val="20"/>
+          <w:szCs w:val="20"/>
+        </w:rPr>
+      </w:pPr>
+      <w:r>
+        <w:rPr>
+          <w:rFonts w:ascii="Roboto" w:eastAsia="Roboto" w:hAnsi="Roboto" w:cs="Roboto"/>
+          <w:sz w:val="20"/>
+          <w:szCs w:val="20"/>
+        </w:rPr>
+        <w:t xml:space="preserve">Illustrate stickman frames in Adobe Illustrator and assemble them into long-form hard-cut animation</w:t>
+      </w:r>
+    </w:p>
+    <w:p>
+      <w:pPr>
+        <w:numPr>
+          <w:ilvl w:val="0"/>
+          <w:numId w:val="2"/>
+        </w:numPr>
+        <w:tabs>
+          <w:tab w:val="right" w:pos="2692"/>
+        </w:tabs>
+        <w:rPr>
+          <w:rFonts w:ascii="Roboto" w:eastAsia="Roboto" w:hAnsi="Roboto" w:cs="Roboto"/>
+          <w:sz w:val="20"/>
+          <w:szCs w:val="20"/>
+        </w:rPr>
+      </w:pPr>
+      <w:r>
+        <w:rPr>
+          <w:rFonts w:ascii="Roboto" w:eastAsia="Roboto" w:hAnsi="Roboto" w:cs="Roboto"/>
+          <w:sz w:val="20"/>
+          <w:szCs w:val="20"/>
+        </w:rPr>
+        <w:t xml:space="preserve">Build 8–10 minute episodes from ready-made voiceovers, one frame per idea</w:t>
+      </w:r>
+    </w:p>
+    <w:p>
+      <w:pPr>
+        <w:numPr>
+          <w:ilvl w:val="0"/>
+          <w:numId w:val="2"/>
+        </w:numPr>
+        <w:tabs>
+          <w:tab w:val="right" w:pos="2692"/>
+        </w:tabs>
+        <w:spacing w:after="240"/>
+        <w:rPr>
+          <w:rFonts w:ascii="Roboto" w:eastAsia="Roboto" w:hAnsi="Roboto" w:cs="Roboto"/>
+          <w:sz w:val="20"/>
+          <w:szCs w:val="20"/>
+        </w:rPr>
+      </w:pPr>
+      <w:r>
+        <w:rPr>
+          <w:rFonts w:ascii="Roboto" w:eastAsia="Roboto" w:hAnsi="Roboto" w:cs="Roboto"/>
+          <w:sz w:val="20"/>
+          <w:szCs w:val="20"/>
+        </w:rPr>
+        <w:t xml:space="preserve">Own visual comedy, pacing, and SFX-driven sound design end to end</w:t>
+      </w:r>
+    </w:p>
+    <w:p>
+      <w:pPr>
+        <w:tabs>
+          <w:tab w:val="right" w:pos="2692"/>
+        </w:tabs>
+        <w:spacing w:after="240"/>
+        <w:ind w:left="720"/>
+        <w:rPr>
+          <w:rFonts w:ascii="Roboto" w:eastAsia="Roboto" w:hAnsi="Roboto" w:cs="Roboto"/>
+          <w:sz w:val="20"/>
+          <w:szCs w:val="20"/>
+        </w:rPr>
+      </w:pPr>
+    </w:p>
+    <w:p>
+      <w:pPr>
+        <w:tabs>
+          <w:tab w:val="right" w:pos="2692"/>
+        </w:tabs>
+        <w:spacing w:before="240" w:after="240"/>
+        <w:rPr>
+          <w:rFonts w:ascii="Roboto" w:eastAsia="Roboto" w:hAnsi="Roboto" w:cs="Roboto"/>
+          <w:sz w:val="20"/>
+          <w:szCs w:val="20"/>
+        </w:rPr>
+      </w:pPr>
+      <w:r>
+        <w:rPr>
+          <w:rFonts w:ascii="Roboto" w:eastAsia="Roboto" w:hAnsi="Roboto" w:cs="Roboto"/>
+          <w:b/>
+          <w:bCs/>
+          <w:sz w:val="20"/>
+          <w:szCs w:val="20"/>
+        </w:rPr>
+        <w:t xml:space="preserve">Generative AI Video Editor</w:t>
+      </w:r>
+      <w:r>
+        <w:rPr>
+          <w:rFonts w:ascii="Roboto" w:eastAsia="Roboto" w:hAnsi="Roboto" w:cs="Roboto"/>
+          <w:sz w:val="20"/>
+          <w:szCs w:val="20"/>
+        </w:rPr>
+        <w:t xml:space="preserve"> — Georgian Ad Company | Tbilisi, Georgia | Apr 2026 – Jul 2026</w:t>
+      </w:r>
+    </w:p>
+    <w:p>
+      <w:pPr>
+        <w:numPr>
+          <w:ilvl w:val="0"/>
+          <w:numId w:val="2"/>
+        </w:numPr>
+        <w:tabs>
+          <w:tab w:val="right" w:pos="2692"/>
+        </w:tabs>
+        <w:spacing w:before="240"/>
+        <w:rPr>
+          <w:rFonts w:ascii="Roboto" w:eastAsia="Roboto" w:hAnsi="Roboto" w:cs="Roboto"/>
+          <w:sz w:val="20"/>
+          <w:szCs w:val="20"/>
+        </w:rPr>
+      </w:pPr>
+      <w:r>
+        <w:rPr>
+          <w:rFonts w:ascii="Roboto" w:eastAsia="Roboto" w:hAnsi="Roboto" w:cs="Roboto"/>
+          <w:sz w:val="20"/>
+          <w:szCs w:val="20"/>
+        </w:rPr>
+        <w:t xml:space="preserve">Produced AI-generated commercials, from 30-second spots to 8-minute brand films</w:t>
+      </w:r>
+    </w:p>
+    <w:p>
+      <w:pPr>
+        <w:numPr>
+          <w:ilvl w:val="0"/>
+          <w:numId w:val="2"/>
+        </w:numPr>
+        <w:tabs>
+          <w:tab w:val="right" w:pos="2692"/>
+        </w:tabs>
+        <w:rPr>
+          <w:rFonts w:ascii="Roboto" w:eastAsia="Roboto" w:hAnsi="Roboto" w:cs="Roboto"/>
+          <w:sz w:val="20"/>
+          <w:szCs w:val="20"/>
+        </w:rPr>
+      </w:pPr>
+      <w:r>
+        <w:rPr>
+          <w:rFonts w:ascii="Roboto" w:eastAsia="Roboto" w:hAnsi="Roboto" w:cs="Roboto"/>
+          <w:sz w:val="20"/>
+          <w:szCs w:val="20"/>
+        </w:rPr>
+        <w:t xml:space="preserve">Generated voiceovers, images, and full video scenes with modern generative AI tools</w:t>
+      </w:r>
+    </w:p>
+    <w:p>
+      <w:pPr>
+        <w:numPr>
+          <w:ilvl w:val="0"/>
+          <w:numId w:val="2"/>
+        </w:numPr>
+        <w:tabs>
+          <w:tab w:val="right" w:pos="2692"/>
+        </w:tabs>
+        <w:spacing w:after="240"/>
+        <w:rPr>
+          <w:rFonts w:ascii="Roboto" w:eastAsia="Roboto" w:hAnsi="Roboto" w:cs="Roboto"/>
+          <w:sz w:val="20"/>
+          <w:szCs w:val="20"/>
+        </w:rPr>
+      </w:pPr>
+      <w:r>
+        <w:rPr>
+          <w:rFonts w:ascii="Roboto" w:eastAsia="Roboto" w:hAnsi="Roboto" w:cs="Roboto"/>
+          <w:sz w:val="20"/>
+          <w:szCs w:val="20"/>
+        </w:rPr>
+        <w:t xml:space="preserve">Edited, graded, and sound-designed each spot into a polished, ready-to-air ad</w:t>
+      </w:r>
+    </w:p>
+    <w:p>
+      <w:pPr>
+        <w:tabs>
+          <w:tab w:val="right" w:pos="2692"/>
+        </w:tabs>
+        <w:spacing w:after="240"/>
+        <w:ind w:left="720"/>
+        <w:rPr>
+          <w:rFonts w:ascii="Roboto" w:eastAsia="Roboto" w:hAnsi="Roboto" w:cs="Roboto"/>
+          <w:sz w:val="20"/>
+          <w:szCs w:val="20"/>
+        </w:rPr>
+      </w:pPr>
+    </w:p>
+    <w:p>
+      <w:pPr>
+        <w:tabs>
+          <w:tab w:val="right" w:pos="2692"/>
+        </w:tabs>
+        <w:spacing w:before="240" w:after="240"/>
+        <w:rPr>
+          <w:rFonts w:ascii="Roboto" w:eastAsia="Roboto" w:hAnsi="Roboto" w:cs="Roboto"/>
+          <w:sz w:val="20"/>
+          <w:szCs w:val="20"/>
+        </w:rPr>
+      </w:pPr>
+      <w:r>
+        <w:rPr>
+          <w:rFonts w:ascii="Roboto" w:eastAsia="Roboto" w:hAnsi="Roboto" w:cs="Roboto"/>
+          <w:b/>
+          <w:bCs/>
+          <w:sz w:val="20"/>
+          <w:szCs w:val="20"/>
+        </w:rPr>
+        <w:t xml:space="preserve">Visual Story Editor</w:t>
+      </w:r>
+      <w:r>
+        <w:rPr>
+          <w:rFonts w:ascii="Roboto" w:eastAsia="Roboto" w:hAnsi="Roboto" w:cs="Roboto"/>
+          <w:sz w:val="20"/>
+          <w:szCs w:val="20"/>
+        </w:rPr>
+        <w:t xml:space="preserve"> — PlotRoom | London, UK (Remote) | Apr 2026 – Jun 2026</w:t>
+      </w:r>
+    </w:p>
+    <w:p>
+      <w:pPr>
+        <w:numPr>
+          <w:ilvl w:val="0"/>
+          <w:numId w:val="2"/>
+        </w:numPr>
+        <w:tabs>
+          <w:tab w:val="right" w:pos="2692"/>
+        </w:tabs>
+        <w:spacing w:before="240"/>
+        <w:rPr>
+          <w:rFonts w:ascii="Roboto" w:eastAsia="Roboto" w:hAnsi="Roboto" w:cs="Roboto"/>
+          <w:sz w:val="20"/>
+          <w:szCs w:val="20"/>
+        </w:rPr>
+      </w:pPr>
+      <w:r>
+        <w:rPr>
+          <w:rFonts w:ascii="Roboto" w:eastAsia="Roboto" w:hAnsi="Roboto" w:cs="Roboto"/>
+          <w:sz w:val="20"/>
+          <w:szCs w:val="20"/>
+        </w:rPr>
+        <w:t xml:space="preserve">Edited talking-head footage into highly engaging content for social media audiences</w:t>
+      </w:r>
+    </w:p>
+    <w:p>
+      <w:pPr>
+        <w:numPr>
+          <w:ilvl w:val="0"/>
+          <w:numId w:val="2"/>
+        </w:numPr>
+        <w:tabs>
+          <w:tab w:val="right" w:pos="2692"/>
+        </w:tabs>
+        <w:rPr>
+          <w:rFonts w:ascii="Roboto" w:eastAsia="Roboto" w:hAnsi="Roboto" w:cs="Roboto"/>
+          <w:sz w:val="20"/>
+          <w:szCs w:val="20"/>
+        </w:rPr>
+      </w:pPr>
+      <w:r>
+        <w:rPr>
+          <w:rFonts w:ascii="Roboto" w:eastAsia="Roboto" w:hAnsi="Roboto" w:cs="Roboto"/>
+          <w:sz w:val="20"/>
+          <w:szCs w:val="20"/>
+        </w:rPr>
+        <w:t xml:space="preserve">Managed end-to-end production: editing, audio design, and motion storytelling</w:t>
+      </w:r>
+    </w:p>
+    <w:p>
+      <w:pPr>
+        <w:numPr>
+          <w:ilvl w:val="0"/>
+          <w:numId w:val="2"/>
+        </w:numPr>
+        <w:tabs>
+          <w:tab w:val="right" w:pos="2692"/>
+        </w:tabs>
+        <w:spacing w:after="240"/>
+        <w:rPr>
+          <w:rFonts w:ascii="Roboto" w:eastAsia="Roboto" w:hAnsi="Roboto" w:cs="Roboto"/>
+          <w:sz w:val="20"/>
+          <w:szCs w:val="20"/>
+        </w:rPr>
+      </w:pPr>
+      <w:r>
+        <w:rPr>
+          <w:rFonts w:ascii="Roboto" w:eastAsia="Roboto" w:hAnsi="Roboto" w:cs="Roboto"/>
+          <w:sz w:val="20"/>
+          <w:szCs w:val="20"/>
+        </w:rPr>
+        <w:t xml:space="preserve">Shaped narrative structure and pacing to hold attention on short-form platforms</w:t>
+      </w:r>
+    </w:p>
+    <w:p>
+      <w:pPr>
+        <w:tabs>
+          <w:tab w:val="right" w:pos="2692"/>
+        </w:tabs>
+        <w:spacing w:after="240"/>
+        <w:ind w:left="720"/>
+        <w:rPr>
+          <w:rFonts w:ascii="Roboto" w:eastAsia="Roboto" w:hAnsi="Roboto" w:cs="Roboto"/>
+          <w:sz w:val="20"/>
+          <w:szCs w:val="20"/>
+        </w:rPr>
+      </w:pPr>
+    </w:p>
+    <w:p>
+      <w:pPr>
+        <w:tabs>
+          <w:tab w:val="right" w:pos="2692"/>
+        </w:tabs>
+        <w:spacing w:before="240" w:after="240"/>
+        <w:rPr>
+          <w:rFonts w:ascii="Roboto" w:eastAsia="Roboto" w:hAnsi="Roboto" w:cs="Roboto"/>
+          <w:sz w:val="20"/>
+          <w:szCs w:val="20"/>
+        </w:rPr>
+      </w:pPr>
+      <w:r>
+        <w:rPr>
+          <w:rFonts w:ascii="Roboto" w:eastAsia="Roboto" w:hAnsi="Roboto" w:cs="Roboto"/>
+          <w:b/>
+          <w:bCs/>
+          <w:sz w:val="20"/>
+          <w:szCs w:val="20"/>
+        </w:rPr>
+        <w:t xml:space="preserve">Visual Story Editor</w:t>
+      </w:r>
+      <w:r>
+        <w:rPr>
+          <w:rFonts w:ascii="Roboto" w:eastAsia="Roboto" w:hAnsi="Roboto" w:cs="Roboto"/>
+          <w:sz w:val="20"/>
+          <w:szCs w:val="20"/>
+        </w:rPr>
+        <w:t xml:space="preserve"> — TalesBox | London, UK (Remote) | Nov 2025 – Apr 2026</w:t>
+      </w:r>
+    </w:p>
+    <w:p>
+      <w:pPr>
+        <w:numPr>
+          <w:ilvl w:val="0"/>
+          <w:numId w:val="2"/>
+        </w:numPr>
+        <w:tabs>
+          <w:tab w:val="right" w:pos="2692"/>
+        </w:tabs>
+        <w:spacing w:before="240"/>
+        <w:rPr>
+          <w:rFonts w:ascii="Roboto" w:eastAsia="Roboto" w:hAnsi="Roboto" w:cs="Roboto"/>
+          <w:sz w:val="20"/>
+          <w:szCs w:val="20"/>
+        </w:rPr>
+      </w:pPr>
+      <w:r>
+        <w:rPr>
+          <w:rFonts w:ascii="Roboto" w:eastAsia="Roboto" w:hAnsi="Roboto" w:cs="Roboto"/>
+          <w:sz w:val="20"/>
+          <w:szCs w:val="20"/>
+        </w:rPr>
+        <w:t xml:space="preserve">Produced highly engaging content for digital audiences across social platforms</w:t>
+      </w:r>
+    </w:p>
+    <w:p>
+      <w:pPr>
+        <w:numPr>
+          <w:ilvl w:val="0"/>
+          <w:numId w:val="2"/>
+        </w:numPr>
+        <w:tabs>
+          <w:tab w:val="right" w:pos="2692"/>
+        </w:tabs>
+        <w:rPr>
+          <w:rFonts w:ascii="Roboto" w:eastAsia="Roboto" w:hAnsi="Roboto" w:cs="Roboto"/>
+          <w:sz w:val="20"/>
+          <w:szCs w:val="20"/>
+        </w:rPr>
+      </w:pPr>
+      <w:r>
+        <w:rPr>
+          <w:rFonts w:ascii="Roboto" w:eastAsia="Roboto" w:hAnsi="Roboto" w:cs="Roboto"/>
+          <w:sz w:val="20"/>
+          <w:szCs w:val="20"/>
+        </w:rPr>
+        <w:t xml:space="preserve">Managed end-to-end video production, including editing, audio design, and motion storytelling</w:t>
+      </w:r>
+    </w:p>
+    <w:p>
+      <w:pPr>
+        <w:numPr>
+          <w:ilvl w:val="0"/>
+          <w:numId w:val="2"/>
+        </w:numPr>
+        <w:tabs>
+          <w:tab w:val="right" w:pos="2692"/>
+        </w:tabs>
+        <w:spacing w:after="240"/>
+        <w:rPr>
+          <w:rFonts w:ascii="Roboto" w:eastAsia="Roboto" w:hAnsi="Roboto" w:cs="Roboto"/>
+          <w:sz w:val="20"/>
+          <w:szCs w:val="20"/>
+        </w:rPr>
+      </w:pPr>
+      <w:r>
+        <w:rPr>
+          <w:rFonts w:ascii="Roboto" w:eastAsia="Roboto" w:hAnsi="Roboto" w:cs="Roboto"/>
+          <w:sz w:val="20"/>
+          <w:szCs w:val="20"/>
+        </w:rPr>
+        <w:t xml:space="preserve">Developed visual storytelling concepts for creative and marketing projects</w:t>
+      </w:r>
+    </w:p>
+    <w:p>
+      <w:pPr>
+        <w:tabs>
+          <w:tab w:val="right" w:pos="2692"/>
+        </w:tabs>
+        <w:spacing w:after="240"/>
+        <w:ind w:left="720"/>
+        <w:rPr>
+          <w:rFonts w:ascii="Roboto" w:eastAsia="Roboto" w:hAnsi="Roboto" w:cs="Roboto"/>
+          <w:sz w:val="20"/>
+          <w:szCs w:val="20"/>
+        </w:rPr>
+      </w:pPr>
+    </w:p>
+    <w:p>
+      <w:pPr>
+        <w:tabs>
+          <w:tab w:val="right" w:pos="2692"/>
+        </w:tabs>
+        <w:spacing w:before="240" w:after="240"/>
+        <w:rPr>
+          <w:rFonts w:ascii="Roboto" w:eastAsia="Roboto" w:hAnsi="Roboto" w:cs="Roboto"/>
+          <w:sz w:val="20"/>
+          <w:szCs w:val="20"/>
+        </w:rPr>
+      </w:pPr>
+      <w:r>
+        <w:rPr>
+          <w:rFonts w:ascii="Roboto" w:eastAsia="Roboto" w:hAnsi="Roboto" w:cs="Roboto"/>
+          <w:b/>
+          <w:bCs/>
+          <w:sz w:val="20"/>
+          <w:szCs w:val="20"/>
+        </w:rPr>
+        <w:t xml:space="preserve">Visual Director (Post-Production &amp; Production)</w:t>
+      </w:r>
+      <w:r>
+        <w:rPr>
+          <w:rFonts w:ascii="Roboto" w:eastAsia="Roboto" w:hAnsi="Roboto" w:cs="Roboto"/>
+          <w:sz w:val="20"/>
+          <w:szCs w:val="20"/>
+        </w:rPr>
+        <w:t xml:space="preserve"> — Freelance | Tbilisi, Georgia | Aug 2023 – Present</w:t>
+      </w:r>
+    </w:p>
+    <w:p>
+      <w:pPr>
+        <w:numPr>
+          <w:ilvl w:val="0"/>
+          <w:numId w:val="2"/>
+        </w:numPr>
+        <w:tabs>
+          <w:tab w:val="right" w:pos="2692"/>
+        </w:tabs>
+        <w:spacing w:before="240"/>
+        <w:rPr>
+          <w:rFonts w:ascii="Roboto" w:eastAsia="Roboto" w:hAnsi="Roboto" w:cs="Roboto"/>
+          <w:sz w:val="20"/>
+          <w:szCs w:val="20"/>
+        </w:rPr>
+      </w:pPr>
+      <w:r>
+        <w:rPr>
+          <w:rFonts w:ascii="Roboto" w:eastAsia="Roboto" w:hAnsi="Roboto" w:cs="Roboto"/>
+          <w:sz w:val="20"/>
+          <w:szCs w:val="20"/>
+        </w:rPr>
+        <w:t xml:space="preserve">Filmed construction processes for U.S. clients under short-term contract projects</w:t>
+      </w:r>
+    </w:p>
+    <w:p>
+      <w:pPr>
+        <w:numPr>
+          <w:ilvl w:val="0"/>
+          <w:numId w:val="2"/>
+        </w:numPr>
+        <w:tabs>
+          <w:tab w:val="right" w:pos="2692"/>
+        </w:tabs>
+        <w:rPr>
+          <w:rFonts w:ascii="Roboto" w:eastAsia="Roboto" w:hAnsi="Roboto" w:cs="Roboto"/>
+          <w:sz w:val="20"/>
+          <w:szCs w:val="20"/>
+        </w:rPr>
+      </w:pPr>
+      <w:r>
+        <w:rPr>
+          <w:rFonts w:ascii="Roboto" w:eastAsia="Roboto" w:hAnsi="Roboto" w:cs="Roboto"/>
+          <w:sz w:val="20"/>
+          <w:szCs w:val="20"/>
+        </w:rPr>
+        <w:t xml:space="preserve">Directed shoots with drone and Canon cameras using gimbal stabilization</w:t>
+      </w:r>
+    </w:p>
+    <w:p>
+      <w:pPr>
+        <w:numPr>
+          <w:ilvl w:val="0"/>
+          <w:numId w:val="2"/>
+        </w:numPr>
+        <w:tabs>
+          <w:tab w:val="right" w:pos="2692"/>
+        </w:tabs>
+        <w:rPr>
+          <w:rFonts w:ascii="Roboto" w:eastAsia="Roboto" w:hAnsi="Roboto" w:cs="Roboto"/>
+          <w:sz w:val="20"/>
+          <w:szCs w:val="20"/>
+        </w:rPr>
+      </w:pPr>
+      <w:r>
+        <w:rPr>
+          <w:rFonts w:ascii="Roboto" w:eastAsia="Roboto" w:hAnsi="Roboto" w:cs="Roboto"/>
+          <w:sz w:val="20"/>
+          <w:szCs w:val="20"/>
+        </w:rPr>
+        <w:t xml:space="preserve">Managed script development, copywriting, audio design, and professional color correction</w:t>
+      </w:r>
+    </w:p>
+    <w:p>
+      <w:pPr>
+        <w:numPr>
+          <w:ilvl w:val="0"/>
+          <w:numId w:val="2"/>
+        </w:numPr>
+        <w:tabs>
+          <w:tab w:val="right" w:pos="2692"/>
+        </w:tabs>
+        <w:spacing w:after="240"/>
+        <w:rPr>
+          <w:rFonts w:ascii="Roboto" w:eastAsia="Roboto" w:hAnsi="Roboto" w:cs="Roboto"/>
+          <w:sz w:val="20"/>
+          <w:szCs w:val="20"/>
+        </w:rPr>
+      </w:pPr>
+      <w:r>
+        <w:rPr>
+          <w:rFonts w:ascii="Roboto" w:eastAsia="Roboto" w:hAnsi="Roboto" w:cs="Roboto"/>
+          <w:sz w:val="20"/>
+          <w:szCs w:val="20"/>
+        </w:rPr>
+        <w:t xml:space="preserve">Worked with clients and teams to meet deadlines and project goals</w:t>
+      </w:r>
+    </w:p>
+    <w:p>
+      <w:pPr>
+        <w:tabs>
+          <w:tab w:val="right" w:pos="2692"/>
+        </w:tabs>
+        <w:spacing w:after="240"/>
+        <w:ind w:left="720"/>
+        <w:rPr>
+          <w:rFonts w:ascii="Roboto" w:eastAsia="Roboto" w:hAnsi="Roboto" w:cs="Roboto"/>
+          <w:sz w:val="20"/>
+          <w:szCs w:val="20"/>
+        </w:rPr>
+      </w:pPr>
+    </w:p>
+    <w:p>
+      <w:pPr>
+        <w:rPr>
+          <w:rFonts w:ascii="Roboto" w:eastAsia="Roboto" w:hAnsi="Roboto" w:cs="Roboto"/>
+          <w:sz w:val="20"/>
+          <w:szCs w:val="20"/>
         </w:rPr>
       </w:pPr>
     </w:p>
@@ -186,471 +945,6 @@
         </w:pBdr>
         <w:spacing w:line="360" w:lineRule="auto"/>
         <w:rPr>
-          <w:rFonts w:ascii="Roboto SemiBold" w:eastAsia="Roboto SemiBold" w:hAnsi="Roboto SemiBold" w:cs="Roboto SemiBold"/>
-          <w:sz w:val="20"/>
-          <w:szCs w:val="20"/>
-        </w:rPr>
-      </w:pPr>
-      <w:r>
-        <w:rPr>
-          <w:rFonts w:ascii="Roboto SemiBold" w:eastAsia="Roboto SemiBold" w:hAnsi="Roboto SemiBold" w:cs="Roboto SemiBold"/>
-          <w:sz w:val="20"/>
-          <w:szCs w:val="20"/>
-        </w:rPr>
-        <w:t>PROFESSIONAL EXPERIENCE</w:t>
-      </w:r>
-    </w:p>
-    <w:p>
-      <w:pPr>
-        <w:tabs>
-          <w:tab w:val="right" w:pos="2692"/>
-        </w:tabs>
-        <w:spacing w:before="240" w:after="240"/>
-        <w:rPr>
-          <w:rFonts w:ascii="Roboto" w:eastAsia="Roboto" w:hAnsi="Roboto" w:cs="Roboto"/>
-          <w:sz w:val="20"/>
-          <w:szCs w:val="20"/>
-        </w:rPr>
-      </w:pPr>
-      <w:r>
-        <w:rPr>
-          <w:rFonts w:ascii="Roboto" w:eastAsia="Roboto" w:hAnsi="Roboto" w:cs="Roboto"/>
-          <w:b/>
-          <w:bCs/>
-          <w:sz w:val="20"/>
-          <w:szCs w:val="20"/>
-        </w:rPr>
-        <w:t>Video Storyteller</w:t>
-      </w:r>
-      <w:r>
-        <w:rPr>
-          <w:rFonts w:ascii="Roboto" w:eastAsia="Roboto" w:hAnsi="Roboto" w:cs="Roboto"/>
-          <w:sz w:val="20"/>
-          <w:szCs w:val="20"/>
-        </w:rPr>
-        <w:t xml:space="preserve"> — London, UK | Nov 2025 – Present</w:t>
-      </w:r>
-    </w:p>
-    <w:p>
-      <w:pPr>
-        <w:numPr>
-          <w:ilvl w:val="0"/>
-          <w:numId w:val="2"/>
-        </w:numPr>
-        <w:tabs>
-          <w:tab w:val="right" w:pos="2692"/>
-        </w:tabs>
-        <w:spacing w:before="240"/>
-        <w:rPr>
-          <w:rFonts w:ascii="Roboto" w:eastAsia="Roboto" w:hAnsi="Roboto" w:cs="Roboto"/>
-          <w:sz w:val="20"/>
-          <w:szCs w:val="20"/>
-        </w:rPr>
-      </w:pPr>
-      <w:r>
-        <w:rPr>
-          <w:rFonts w:ascii="Roboto" w:eastAsia="Roboto" w:hAnsi="Roboto" w:cs="Roboto"/>
-          <w:sz w:val="20"/>
-          <w:szCs w:val="20"/>
-        </w:rPr>
-        <w:t>Edit and produce AI-based movie trailers and cinematic video content</w:t>
-      </w:r>
-      <w:r>
-        <w:rPr>
-          <w:rFonts w:ascii="Roboto" w:eastAsia="Roboto" w:hAnsi="Roboto" w:cs="Roboto"/>
-          <w:sz w:val="20"/>
-          <w:szCs w:val="20"/>
-        </w:rPr>
-        <w:br/>
-      </w:r>
-    </w:p>
-    <w:p>
-      <w:pPr>
-        <w:numPr>
-          <w:ilvl w:val="0"/>
-          <w:numId w:val="2"/>
-        </w:numPr>
-        <w:tabs>
-          <w:tab w:val="right" w:pos="2692"/>
-        </w:tabs>
-        <w:rPr>
-          <w:rFonts w:ascii="Roboto" w:eastAsia="Roboto" w:hAnsi="Roboto" w:cs="Roboto"/>
-          <w:sz w:val="20"/>
-          <w:szCs w:val="20"/>
-        </w:rPr>
-      </w:pPr>
-      <w:r>
-        <w:rPr>
-          <w:rFonts w:ascii="Roboto" w:eastAsia="Roboto" w:hAnsi="Roboto" w:cs="Roboto"/>
-          <w:sz w:val="20"/>
-          <w:szCs w:val="20"/>
-        </w:rPr>
-        <w:t>Manage post-production including editing, color correction, sound design, and VFX</w:t>
-      </w:r>
-      <w:r>
-        <w:rPr>
-          <w:rFonts w:ascii="Roboto" w:eastAsia="Roboto" w:hAnsi="Roboto" w:cs="Roboto"/>
-          <w:sz w:val="20"/>
-          <w:szCs w:val="20"/>
-        </w:rPr>
-        <w:br/>
-      </w:r>
-    </w:p>
-    <w:p>
-      <w:pPr>
-        <w:numPr>
-          <w:ilvl w:val="0"/>
-          <w:numId w:val="2"/>
-        </w:numPr>
-        <w:tabs>
-          <w:tab w:val="right" w:pos="2692"/>
-        </w:tabs>
-        <w:spacing w:after="240"/>
-        <w:rPr>
-          <w:rFonts w:ascii="Roboto" w:eastAsia="Roboto" w:hAnsi="Roboto" w:cs="Roboto"/>
-          <w:sz w:val="20"/>
-          <w:szCs w:val="20"/>
-        </w:rPr>
-      </w:pPr>
-      <w:r>
-        <w:rPr>
-          <w:rFonts w:ascii="Roboto" w:eastAsia="Roboto" w:hAnsi="Roboto" w:cs="Roboto"/>
-          <w:sz w:val="20"/>
-          <w:szCs w:val="20"/>
-        </w:rPr>
-        <w:t>Develop visual storytelling concepts for creative and marketing projects</w:t>
-      </w:r>
-    </w:p>
-    <w:p>
-      <w:pPr>
-        <w:tabs>
-          <w:tab w:val="right" w:pos="2692"/>
-        </w:tabs>
-        <w:spacing w:after="240"/>
-        <w:ind w:left="720"/>
-        <w:rPr>
-          <w:rFonts w:ascii="Roboto" w:eastAsia="Roboto" w:hAnsi="Roboto" w:cs="Roboto"/>
-          <w:sz w:val="20"/>
-          <w:szCs w:val="20"/>
-        </w:rPr>
-      </w:pPr>
-    </w:p>
-    <w:p>
-      <w:pPr>
-        <w:tabs>
-          <w:tab w:val="right" w:pos="2692"/>
-        </w:tabs>
-        <w:spacing w:before="240" w:after="240"/>
-        <w:rPr>
-          <w:rFonts w:ascii="Roboto" w:eastAsia="Roboto" w:hAnsi="Roboto" w:cs="Roboto"/>
-          <w:sz w:val="20"/>
-          <w:szCs w:val="20"/>
-        </w:rPr>
-      </w:pPr>
-      <w:r>
-        <w:rPr>
-          <w:rFonts w:ascii="Roboto" w:eastAsia="Roboto" w:hAnsi="Roboto" w:cs="Roboto"/>
-          <w:b/>
-          <w:bCs/>
-          <w:sz w:val="20"/>
-          <w:szCs w:val="20"/>
-        </w:rPr>
-        <w:t>Visual Director (Post-Production &amp; Production)</w:t>
-      </w:r>
-      <w:r>
-        <w:rPr>
-          <w:rFonts w:ascii="Roboto" w:eastAsia="Roboto" w:hAnsi="Roboto" w:cs="Roboto"/>
-          <w:sz w:val="20"/>
-          <w:szCs w:val="20"/>
-        </w:rPr>
-        <w:t xml:space="preserve"> — Tbilisi, Georgia | Aug 2023 – Present</w:t>
-      </w:r>
-    </w:p>
-    <w:p>
-      <w:pPr>
-        <w:numPr>
-          <w:ilvl w:val="0"/>
-          <w:numId w:val="3"/>
-        </w:numPr>
-        <w:tabs>
-          <w:tab w:val="right" w:pos="2692"/>
-        </w:tabs>
-        <w:spacing w:before="240"/>
-        <w:rPr>
-          <w:rFonts w:ascii="Roboto" w:eastAsia="Roboto" w:hAnsi="Roboto" w:cs="Roboto"/>
-          <w:sz w:val="20"/>
-          <w:szCs w:val="20"/>
-        </w:rPr>
-      </w:pPr>
-      <w:r>
-        <w:rPr>
-          <w:rFonts w:ascii="Roboto" w:eastAsia="Roboto" w:hAnsi="Roboto" w:cs="Roboto"/>
-          <w:sz w:val="20"/>
-          <w:szCs w:val="20"/>
-        </w:rPr>
-        <w:t>Direct video shoots and manage post-production workflows</w:t>
-      </w:r>
-      <w:r>
-        <w:rPr>
-          <w:rFonts w:ascii="Roboto" w:eastAsia="Roboto" w:hAnsi="Roboto" w:cs="Roboto"/>
-          <w:sz w:val="20"/>
-          <w:szCs w:val="20"/>
-        </w:rPr>
-        <w:br/>
-      </w:r>
-    </w:p>
-    <w:p>
-      <w:pPr>
-        <w:numPr>
-          <w:ilvl w:val="0"/>
-          <w:numId w:val="3"/>
-        </w:numPr>
-        <w:tabs>
-          <w:tab w:val="right" w:pos="2692"/>
-        </w:tabs>
-        <w:rPr>
-          <w:rFonts w:ascii="Roboto" w:eastAsia="Roboto" w:hAnsi="Roboto" w:cs="Roboto"/>
-          <w:sz w:val="20"/>
-          <w:szCs w:val="20"/>
-        </w:rPr>
-      </w:pPr>
-      <w:r>
-        <w:rPr>
-          <w:rFonts w:ascii="Roboto" w:eastAsia="Roboto" w:hAnsi="Roboto" w:cs="Roboto"/>
-          <w:sz w:val="20"/>
-          <w:szCs w:val="20"/>
-        </w:rPr>
-        <w:t>Edit projects from concept to final delivery</w:t>
-      </w:r>
-      <w:r>
-        <w:rPr>
-          <w:rFonts w:ascii="Roboto" w:eastAsia="Roboto" w:hAnsi="Roboto" w:cs="Roboto"/>
-          <w:sz w:val="20"/>
-          <w:szCs w:val="20"/>
-        </w:rPr>
-        <w:br/>
-      </w:r>
-    </w:p>
-    <w:p>
-      <w:pPr>
-        <w:numPr>
-          <w:ilvl w:val="0"/>
-          <w:numId w:val="3"/>
-        </w:numPr>
-        <w:tabs>
-          <w:tab w:val="right" w:pos="2692"/>
-        </w:tabs>
-        <w:rPr>
-          <w:rFonts w:ascii="Roboto" w:eastAsia="Roboto" w:hAnsi="Roboto" w:cs="Roboto"/>
-          <w:sz w:val="20"/>
-          <w:szCs w:val="20"/>
-        </w:rPr>
-      </w:pPr>
-      <w:r>
-        <w:rPr>
-          <w:rFonts w:ascii="Roboto" w:eastAsia="Roboto" w:hAnsi="Roboto" w:cs="Roboto"/>
-          <w:sz w:val="20"/>
-          <w:szCs w:val="20"/>
-        </w:rPr>
-        <w:t>Ensure visual quality, storytelling, and production standards</w:t>
-      </w:r>
-      <w:r>
-        <w:rPr>
-          <w:rFonts w:ascii="Roboto" w:eastAsia="Roboto" w:hAnsi="Roboto" w:cs="Roboto"/>
-          <w:sz w:val="20"/>
-          <w:szCs w:val="20"/>
-        </w:rPr>
-        <w:br/>
-      </w:r>
-    </w:p>
-    <w:p>
-      <w:pPr>
-        <w:numPr>
-          <w:ilvl w:val="0"/>
-          <w:numId w:val="4"/>
-        </w:numPr>
-        <w:tabs>
-          <w:tab w:val="right" w:pos="2692"/>
-        </w:tabs>
-        <w:spacing w:after="240"/>
-        <w:rPr>
-          <w:rFonts w:ascii="Roboto" w:eastAsia="Roboto" w:hAnsi="Roboto" w:cs="Roboto"/>
-          <w:sz w:val="20"/>
-          <w:szCs w:val="20"/>
-        </w:rPr>
-      </w:pPr>
-      <w:r>
-        <w:rPr>
-          <w:rFonts w:ascii="Roboto" w:eastAsia="Roboto" w:hAnsi="Roboto" w:cs="Roboto"/>
-          <w:sz w:val="20"/>
-          <w:szCs w:val="20"/>
-        </w:rPr>
-        <w:t>Work with clients and teams to meet deadlines and project goals</w:t>
-      </w:r>
-    </w:p>
-    <w:p>
-      <w:pPr>
-        <w:tabs>
-          <w:tab w:val="right" w:pos="2692"/>
-        </w:tabs>
-        <w:spacing w:after="240"/>
-        <w:ind w:left="720"/>
-        <w:rPr>
-          <w:rFonts w:ascii="Roboto" w:eastAsia="Roboto" w:hAnsi="Roboto" w:cs="Roboto"/>
-          <w:sz w:val="20"/>
-          <w:szCs w:val="20"/>
-        </w:rPr>
-      </w:pPr>
-    </w:p>
-    <w:p>
-      <w:pPr>
-        <w:tabs>
-          <w:tab w:val="right" w:pos="2692"/>
-        </w:tabs>
-        <w:spacing w:before="240" w:after="240"/>
-        <w:rPr>
-          <w:rFonts w:ascii="Roboto" w:eastAsia="Roboto" w:hAnsi="Roboto" w:cs="Roboto"/>
-          <w:sz w:val="20"/>
-          <w:szCs w:val="20"/>
-        </w:rPr>
-      </w:pPr>
-      <w:r>
-        <w:rPr>
-          <w:rFonts w:ascii="Roboto" w:eastAsia="Roboto" w:hAnsi="Roboto" w:cs="Roboto"/>
-          <w:b/>
-          <w:bCs/>
-          <w:sz w:val="20"/>
-          <w:szCs w:val="20"/>
-        </w:rPr>
-        <w:t>Ai Video Editor</w:t>
-      </w:r>
-      <w:r>
-        <w:rPr>
-          <w:rFonts w:ascii="Roboto" w:eastAsia="Roboto" w:hAnsi="Roboto" w:cs="Roboto"/>
-          <w:sz w:val="20"/>
-          <w:szCs w:val="20"/>
-        </w:rPr>
-        <w:t xml:space="preserve">— Tbilisi, Georgia | </w:t>
-      </w:r>
-      <w:r>
-        <w:rPr>
-          <w:rFonts w:ascii="Roboto" w:eastAsia="Roboto" w:hAnsi="Roboto" w:cs="Roboto"/>
-          <w:sz w:val="20"/>
-          <w:szCs w:val="20"/>
-        </w:rPr>
-        <w:t>Mar</w:t>
-      </w:r>
-      <w:r>
-        <w:rPr>
-          <w:rFonts w:ascii="Roboto" w:eastAsia="Roboto" w:hAnsi="Roboto" w:cs="Roboto"/>
-          <w:sz w:val="20"/>
-          <w:szCs w:val="20"/>
-        </w:rPr>
-        <w:t xml:space="preserve"> 202</w:t>
-      </w:r>
-      <w:r>
-        <w:rPr>
-          <w:rFonts w:ascii="Roboto" w:eastAsia="Roboto" w:hAnsi="Roboto" w:cs="Roboto"/>
-          <w:sz w:val="20"/>
-          <w:szCs w:val="20"/>
-        </w:rPr>
-        <w:t>6</w:t>
-      </w:r>
-      <w:r>
-        <w:rPr>
-          <w:rFonts w:ascii="Roboto" w:eastAsia="Roboto" w:hAnsi="Roboto" w:cs="Roboto"/>
-          <w:sz w:val="20"/>
-          <w:szCs w:val="20"/>
-        </w:rPr>
-        <w:t xml:space="preserve"> – Present</w:t>
-      </w:r>
-    </w:p>
-    <w:p>
-      <w:pPr>
-        <w:numPr>
-          <w:ilvl w:val="0"/>
-          <w:numId w:val="2"/>
-        </w:numPr>
-        <w:tabs>
-          <w:tab w:val="right" w:pos="2692"/>
-        </w:tabs>
-        <w:spacing w:before="240"/>
-        <w:rPr>
-          <w:rFonts w:ascii="Roboto" w:eastAsia="Roboto" w:hAnsi="Roboto" w:cs="Roboto"/>
-          <w:sz w:val="20"/>
-          <w:szCs w:val="20"/>
-        </w:rPr>
-      </w:pPr>
-      <w:r>
-        <w:rPr>
-          <w:rFonts w:ascii="Roboto" w:eastAsia="Roboto" w:hAnsi="Roboto" w:cs="Roboto"/>
-          <w:sz w:val="20"/>
-          <w:szCs w:val="20"/>
-        </w:rPr>
-        <w:t>Generate Ai based Images Videos Sounds</w:t>
-      </w:r>
-      <w:r>
-        <w:rPr>
-          <w:rFonts w:ascii="Roboto" w:eastAsia="Roboto" w:hAnsi="Roboto" w:cs="Roboto"/>
-          <w:sz w:val="20"/>
-          <w:szCs w:val="20"/>
-        </w:rPr>
-        <w:br/>
-      </w:r>
-    </w:p>
-    <w:p>
-      <w:pPr>
-        <w:numPr>
-          <w:ilvl w:val="0"/>
-          <w:numId w:val="2"/>
-        </w:numPr>
-        <w:tabs>
-          <w:tab w:val="right" w:pos="2692"/>
-        </w:tabs>
-        <w:rPr>
-          <w:rFonts w:ascii="Roboto" w:eastAsia="Roboto" w:hAnsi="Roboto" w:cs="Roboto"/>
-          <w:sz w:val="20"/>
-          <w:szCs w:val="20"/>
-        </w:rPr>
-      </w:pPr>
-      <w:r>
-        <w:rPr>
-          <w:rFonts w:ascii="Roboto" w:eastAsia="Roboto" w:hAnsi="Roboto" w:cs="Roboto"/>
-          <w:sz w:val="20"/>
-          <w:szCs w:val="20"/>
-        </w:rPr>
-        <w:t>Manage post-production including editing, sound design, and VFX</w:t>
-      </w:r>
-    </w:p>
-    <w:p>
-      <w:pPr>
-        <w:tabs>
-          <w:tab w:val="right" w:pos="2692"/>
-        </w:tabs>
-        <w:ind w:left="720"/>
-        <w:rPr>
-          <w:rFonts w:ascii="Roboto" w:eastAsia="Roboto" w:hAnsi="Roboto" w:cs="Roboto"/>
-          <w:sz w:val="20"/>
-          <w:szCs w:val="20"/>
-        </w:rPr>
-      </w:pPr>
-    </w:p>
-    <w:p>
-      <w:pPr>
-        <w:rPr>
-          <w:rFonts w:ascii="Roboto" w:eastAsia="Roboto" w:hAnsi="Roboto" w:cs="Roboto"/>
-          <w:sz w:val="20"/>
-          <w:szCs w:val="20"/>
-        </w:rPr>
-      </w:pPr>
-    </w:p>
-    <w:p>
-      <w:pPr>
-        <w:pBdr>
-          <w:bottom w:val="single" w:sz="8" w:space="0" w:color="000000"/>
-        </w:pBdr>
-        <w:spacing w:line="360" w:lineRule="auto"/>
-        <w:rPr>
           <w:rFonts w:ascii="Roboto" w:eastAsia="Roboto" w:hAnsi="Roboto" w:cs="Roboto"/>
           <w:b/>
           <w:bCs/>
@@ -664,7 +958,7 @@
           <w:sz w:val="20"/>
           <w:szCs w:val="20"/>
         </w:rPr>
-        <w:t>CERTIFICATIONS</w:t>
+        <w:t xml:space="preserve">CERTIFICATIONS</w:t>
       </w:r>
     </w:p>
     <w:p>
@@ -686,15 +980,7 @@
           <w:sz w:val="20"/>
           <w:szCs w:val="20"/>
         </w:rPr>
-        <w:t>Academy of Digital Industries – Video Editing</w:t>
-      </w:r>
-      <w:r>
-        <w:rPr>
-          <w:rFonts w:ascii="Roboto" w:eastAsia="Roboto" w:hAnsi="Roboto" w:cs="Roboto"/>
-          <w:sz w:val="20"/>
-          <w:szCs w:val="20"/>
-        </w:rPr>
-        <w:br/>
+        <w:t xml:space="preserve">Academy of Digital Industries – UI / UX Design | Jan 2026 – Mar 2026</w:t>
       </w:r>
     </w:p>
     <w:p>
@@ -703,27 +989,20 @@
           <w:ilvl w:val="0"/>
           <w:numId w:val="1"/>
         </w:numPr>
-        <w:rPr>
-          <w:rFonts w:ascii="Roboto" w:eastAsia="Roboto" w:hAnsi="Roboto" w:cs="Roboto"/>
-          <w:sz w:val="20"/>
-          <w:szCs w:val="20"/>
-        </w:rPr>
-      </w:pPr>
-      <w:r>
-        <w:rPr>
-          <w:rFonts w:ascii="Roboto" w:eastAsia="Roboto" w:hAnsi="Roboto" w:cs="Roboto"/>
-          <w:sz w:val="20"/>
-          <w:szCs w:val="20"/>
-        </w:rPr>
-        <w:t>Academy of Digital Industries – Motion Design</w:t>
-      </w:r>
-      <w:r>
-        <w:rPr>
-          <w:rFonts w:ascii="Roboto" w:eastAsia="Roboto" w:hAnsi="Roboto" w:cs="Roboto"/>
-          <w:sz w:val="20"/>
-          <w:szCs w:val="20"/>
-        </w:rPr>
-        <w:br/>
+        <w:spacing w:before="240"/>
+        <w:rPr>
+          <w:rFonts w:ascii="Roboto" w:eastAsia="Roboto" w:hAnsi="Roboto" w:cs="Roboto"/>
+          <w:sz w:val="20"/>
+          <w:szCs w:val="20"/>
+        </w:rPr>
+      </w:pPr>
+      <w:r>
+        <w:rPr>
+          <w:rFonts w:ascii="Roboto" w:eastAsia="Roboto" w:hAnsi="Roboto" w:cs="Roboto"/>
+          <w:sz w:val="20"/>
+          <w:szCs w:val="20"/>
+        </w:rPr>
+        <w:t xml:space="preserve">Academy of Digital Industries – Motion Design | Nov 2025 – Jan 2026</w:t>
       </w:r>
     </w:p>
     <w:p>
@@ -732,27 +1011,20 @@
           <w:ilvl w:val="0"/>
           <w:numId w:val="1"/>
         </w:numPr>
-        <w:rPr>
-          <w:rFonts w:ascii="Roboto" w:eastAsia="Roboto" w:hAnsi="Roboto" w:cs="Roboto"/>
-          <w:sz w:val="20"/>
-          <w:szCs w:val="20"/>
-        </w:rPr>
-      </w:pPr>
-      <w:r>
-        <w:rPr>
-          <w:rFonts w:ascii="Roboto" w:eastAsia="Roboto" w:hAnsi="Roboto" w:cs="Roboto"/>
-          <w:sz w:val="20"/>
-          <w:szCs w:val="20"/>
-        </w:rPr>
-        <w:t>Academy of Digital Industries – Graphic Design</w:t>
-      </w:r>
-      <w:r>
-        <w:rPr>
-          <w:rFonts w:ascii="Roboto" w:eastAsia="Roboto" w:hAnsi="Roboto" w:cs="Roboto"/>
-          <w:sz w:val="20"/>
-          <w:szCs w:val="20"/>
-        </w:rPr>
-        <w:br/>
+        <w:spacing w:before="240"/>
+        <w:rPr>
+          <w:rFonts w:ascii="Roboto" w:eastAsia="Roboto" w:hAnsi="Roboto" w:cs="Roboto"/>
+          <w:sz w:val="20"/>
+          <w:szCs w:val="20"/>
+        </w:rPr>
+      </w:pPr>
+      <w:r>
+        <w:rPr>
+          <w:rFonts w:ascii="Roboto" w:eastAsia="Roboto" w:hAnsi="Roboto" w:cs="Roboto"/>
+          <w:sz w:val="20"/>
+          <w:szCs w:val="20"/>
+        </w:rPr>
+        <w:t xml:space="preserve">Academy of Digital Industries – Graphic Design | Nov 2025 – Jan 2026</w:t>
       </w:r>
     </w:p>
     <w:p>
@@ -761,28 +1033,20 @@
           <w:ilvl w:val="0"/>
           <w:numId w:val="1"/>
         </w:numPr>
-        <w:spacing w:after="240"/>
-        <w:rPr>
-          <w:rFonts w:ascii="Roboto" w:eastAsia="Roboto" w:hAnsi="Roboto" w:cs="Roboto"/>
-          <w:sz w:val="20"/>
-          <w:szCs w:val="20"/>
-        </w:rPr>
-      </w:pPr>
-      <w:r>
-        <w:rPr>
-          <w:rFonts w:ascii="Roboto" w:eastAsia="Roboto" w:hAnsi="Roboto" w:cs="Roboto"/>
-          <w:sz w:val="20"/>
-          <w:szCs w:val="20"/>
-        </w:rPr>
-        <w:t>Academy of Digital Industries – UI / UX Design</w:t>
-      </w:r>
-      <w:r>
-        <w:rPr>
-          <w:rFonts w:ascii="Roboto" w:eastAsia="Roboto" w:hAnsi="Roboto" w:cs="Roboto"/>
-          <w:sz w:val="20"/>
-          <w:szCs w:val="20"/>
-        </w:rPr>
-        <w:br/>
+        <w:spacing w:before="240"/>
+        <w:rPr>
+          <w:rFonts w:ascii="Roboto" w:eastAsia="Roboto" w:hAnsi="Roboto" w:cs="Roboto"/>
+          <w:sz w:val="20"/>
+          <w:szCs w:val="20"/>
+        </w:rPr>
+      </w:pPr>
+      <w:r>
+        <w:rPr>
+          <w:rFonts w:ascii="Roboto" w:eastAsia="Roboto" w:hAnsi="Roboto" w:cs="Roboto"/>
+          <w:sz w:val="20"/>
+          <w:szCs w:val="20"/>
+        </w:rPr>
+        <w:t xml:space="preserve">Academy of Digital Industries – Video Editing | Sep 2025 – Oct 2025</w:t>
       </w:r>
     </w:p>
     <w:p>
@@ -803,17 +1067,8 @@
           <w:sz w:val="20"/>
           <w:szCs w:val="20"/>
         </w:rPr>
-        <w:t>CORE SKILLS</w:t>
-      </w:r>
-    </w:p>
-    <w:p>
-      <w:pPr>
-        <w:rPr>
-          <w:rFonts w:ascii="Roboto" w:eastAsia="Roboto" w:hAnsi="Roboto" w:cs="Roboto"/>
-          <w:sz w:val="20"/>
-          <w:szCs w:val="20"/>
-        </w:rPr>
-      </w:pPr>
+        <w:t xml:space="preserve">CORE SKILLS</w:t>
+      </w:r>
     </w:p>
     <w:p>
       <w:pPr>
@@ -840,31 +1095,15 @@
           <w:sz w:val="20"/>
           <w:szCs w:val="20"/>
         </w:rPr>
-        <w:t xml:space="preserve">Video:  </w:t>
-      </w:r>
-      <w:r>
-        <w:rPr>
-          <w:rFonts w:ascii="Roboto" w:eastAsia="Roboto" w:hAnsi="Roboto" w:cs="Roboto"/>
-          <w:sz w:val="20"/>
-          <w:szCs w:val="20"/>
-        </w:rPr>
-        <w:t xml:space="preserve"> Premiere Pro, After Effects, DaVinci</w:t>
-      </w:r>
-      <w:r>
-        <w:rPr>
-          <w:rFonts w:ascii="Roboto" w:eastAsia="Roboto" w:hAnsi="Roboto" w:cs="Roboto"/>
-          <w:sz w:val="20"/>
-          <w:szCs w:val="20"/>
-        </w:rPr>
-        <w:t xml:space="preserve"> Resolve</w:t>
-      </w:r>
-      <w:r>
-        <w:rPr>
-          <w:rFonts w:ascii="Roboto" w:eastAsia="Roboto" w:hAnsi="Roboto" w:cs="Roboto"/>
-          <w:sz w:val="20"/>
-          <w:szCs w:val="20"/>
-        </w:rPr>
-        <w:t xml:space="preserve">, VFX, Motion. </w:t>
+        <w:t xml:space="preserve">Video: </w:t>
+      </w:r>
+      <w:r>
+        <w:rPr>
+          <w:rFonts w:ascii="Roboto" w:eastAsia="Roboto" w:hAnsi="Roboto" w:cs="Roboto"/>
+          <w:sz w:val="20"/>
+          <w:szCs w:val="20"/>
+        </w:rPr>
+        <w:t xml:space="preserve"> Premiere Pro, After Effects, DaVinci Resolve, CapCut, Video Star, VFX, Motion Design</w:t>
       </w:r>
     </w:p>
     <w:p>
@@ -892,15 +1131,15 @@
           <w:sz w:val="20"/>
           <w:szCs w:val="20"/>
         </w:rPr>
-        <w:t>Visuals:</w:t>
-      </w:r>
-      <w:r>
-        <w:rPr>
-          <w:rFonts w:ascii="Roboto" w:eastAsia="Roboto" w:hAnsi="Roboto" w:cs="Roboto"/>
-          <w:sz w:val="20"/>
-          <w:szCs w:val="20"/>
-        </w:rPr>
-        <w:t xml:space="preserve"> Cinematic Storytelling, Color Grading, Sound Design</w:t>
+        <w:t xml:space="preserve">AI: </w:t>
+      </w:r>
+      <w:r>
+        <w:rPr>
+          <w:rFonts w:ascii="Roboto" w:eastAsia="Roboto" w:hAnsi="Roboto" w:cs="Roboto"/>
+          <w:sz w:val="20"/>
+          <w:szCs w:val="20"/>
+        </w:rPr>
+        <w:t xml:space="preserve"> Higgsfield AI, AI video generation, AI image generation, AI voice generation</w:t>
       </w:r>
     </w:p>
     <w:p>
@@ -928,15 +1167,123 @@
           <w:sz w:val="20"/>
           <w:szCs w:val="20"/>
         </w:rPr>
-        <w:t>Production:</w:t>
-      </w:r>
-      <w:r>
-        <w:rPr>
-          <w:rFonts w:ascii="Roboto" w:eastAsia="Roboto" w:hAnsi="Roboto" w:cs="Roboto"/>
-          <w:sz w:val="20"/>
-          <w:szCs w:val="20"/>
-        </w:rPr>
-        <w:t xml:space="preserve"> Digital Cameras, Drones, Visual Direction.</w:t>
+        <w:t xml:space="preserve">Design: </w:t>
+      </w:r>
+      <w:r>
+        <w:rPr>
+          <w:rFonts w:ascii="Roboto" w:eastAsia="Roboto" w:hAnsi="Roboto" w:cs="Roboto"/>
+          <w:sz w:val="20"/>
+          <w:szCs w:val="20"/>
+        </w:rPr>
+        <w:t xml:space="preserve"> Photoshop, Illustrator, Figma</w:t>
+      </w:r>
+    </w:p>
+    <w:p>
+      <w:pPr>
+        <w:rPr>
+          <w:rFonts w:ascii="Roboto" w:eastAsia="Roboto" w:hAnsi="Roboto" w:cs="Roboto"/>
+          <w:sz w:val="20"/>
+          <w:szCs w:val="20"/>
+        </w:rPr>
+      </w:pPr>
+    </w:p>
+    <w:p>
+      <w:pPr>
+        <w:rPr>
+          <w:rFonts w:ascii="Roboto" w:eastAsia="Roboto" w:hAnsi="Roboto" w:cs="Roboto"/>
+          <w:sz w:val="20"/>
+          <w:szCs w:val="20"/>
+        </w:rPr>
+      </w:pPr>
+      <w:r>
+        <w:rPr>
+          <w:rFonts w:ascii="Roboto" w:eastAsia="Roboto" w:hAnsi="Roboto" w:cs="Roboto"/>
+          <w:b/>
+          <w:bCs/>
+          <w:sz w:val="20"/>
+          <w:szCs w:val="20"/>
+        </w:rPr>
+        <w:t xml:space="preserve">Visuals: </w:t>
+      </w:r>
+      <w:r>
+        <w:rPr>
+          <w:rFonts w:ascii="Roboto" w:eastAsia="Roboto" w:hAnsi="Roboto" w:cs="Roboto"/>
+          <w:sz w:val="20"/>
+          <w:szCs w:val="20"/>
+        </w:rPr>
+        <w:t xml:space="preserve"> Cinematic Storytelling, Color Grading, Sound Design, Narrative Structure</w:t>
+      </w:r>
+    </w:p>
+    <w:p>
+      <w:pPr>
+        <w:rPr>
+          <w:rFonts w:ascii="Roboto" w:eastAsia="Roboto" w:hAnsi="Roboto" w:cs="Roboto"/>
+          <w:sz w:val="20"/>
+          <w:szCs w:val="20"/>
+        </w:rPr>
+      </w:pPr>
+    </w:p>
+    <w:p>
+      <w:pPr>
+        <w:rPr>
+          <w:rFonts w:ascii="Roboto" w:eastAsia="Roboto" w:hAnsi="Roboto" w:cs="Roboto"/>
+          <w:sz w:val="20"/>
+          <w:szCs w:val="20"/>
+        </w:rPr>
+      </w:pPr>
+      <w:r>
+        <w:rPr>
+          <w:rFonts w:ascii="Roboto" w:eastAsia="Roboto" w:hAnsi="Roboto" w:cs="Roboto"/>
+          <w:b/>
+          <w:bCs/>
+          <w:sz w:val="20"/>
+          <w:szCs w:val="20"/>
+        </w:rPr>
+        <w:t xml:space="preserve">Production: </w:t>
+      </w:r>
+      <w:r>
+        <w:rPr>
+          <w:rFonts w:ascii="Roboto" w:eastAsia="Roboto" w:hAnsi="Roboto" w:cs="Roboto"/>
+          <w:sz w:val="20"/>
+          <w:szCs w:val="20"/>
+        </w:rPr>
+        <w:t xml:space="preserve"> Digital Cameras, Drones, Gimbal Stabilization, Visual Direction</w:t>
+      </w:r>
+    </w:p>
+    <w:p>
+      <w:pPr>
+        <w:rPr>
+          <w:rFonts w:ascii="Roboto" w:eastAsia="Roboto" w:hAnsi="Roboto" w:cs="Roboto"/>
+          <w:sz w:val="20"/>
+          <w:szCs w:val="20"/>
+        </w:rPr>
+      </w:pPr>
+    </w:p>
+    <w:p>
+      <w:pPr>
+        <w:rPr>
+          <w:rFonts w:ascii="Roboto" w:eastAsia="Roboto" w:hAnsi="Roboto" w:cs="Roboto"/>
+          <w:sz w:val="20"/>
+          <w:szCs w:val="20"/>
+        </w:rPr>
+      </w:pPr>
+      <w:r>
+        <w:rPr>
+          <w:rFonts w:ascii="Roboto" w:eastAsia="Roboto" w:hAnsi="Roboto" w:cs="Roboto"/>
+          <w:b/>
+          <w:bCs/>
+          <w:sz w:val="20"/>
+          <w:szCs w:val="20"/>
+        </w:rPr>
+        <w:t xml:space="preserve">Languages: </w:t>
+      </w:r>
+      <w:r>
+        <w:rPr>
+          <w:rFonts w:ascii="Roboto" w:eastAsia="Roboto" w:hAnsi="Roboto" w:cs="Roboto"/>
+          <w:sz w:val="20"/>
+          <w:szCs w:val="20"/>
+        </w:rPr>
+        <w:t xml:space="preserve"> Georgian (Native), English (Working proficiency)</w:t>
       </w:r>
     </w:p>
     <w:sectPr>
